--- a/data/Clasificación de delitos - test.docx
+++ b/data/Clasificación de delitos - test.docx
@@ -392,8 +392,16 @@
           <w:ilvl w:val="1"/>
           <w:numId w:val="1"/>
         </w:numPr>
-      </w:pPr>
-      <w:r>
+        <w:rPr>
+          <w:b/>
+          <w:bCs/>
+        </w:rPr>
+      </w:pPr>
+      <w:r>
+        <w:rPr>
+          <w:b/>
+          <w:bCs/>
+        </w:rPr>
         <w:t>Actos de terrorismo</w:t>
       </w:r>
     </w:p>
@@ -446,8 +454,18 @@
           <w:ilvl w:val="3"/>
           <w:numId w:val="1"/>
         </w:numPr>
-      </w:pPr>
-      <w:r>
+        <w:rPr>
+          <w:b/>
+          <w:bCs/>
+          <w:highlight w:val="green"/>
+        </w:rPr>
+      </w:pPr>
+      <w:r>
+        <w:rPr>
+          <w:b/>
+          <w:bCs/>
+          <w:highlight w:val="green"/>
+        </w:rPr>
         <w:t>Comercialización de flora o fauna silvestres en peligro de extinción, amenazadas o sujetas a protección</w:t>
       </w:r>
     </w:p>
@@ -457,8 +475,18 @@
           <w:ilvl w:val="3"/>
           <w:numId w:val="1"/>
         </w:numPr>
-      </w:pPr>
-      <w:r>
+        <w:rPr>
+          <w:b/>
+          <w:bCs/>
+          <w:highlight w:val="green"/>
+        </w:rPr>
+      </w:pPr>
+      <w:r>
+        <w:rPr>
+          <w:b/>
+          <w:bCs/>
+          <w:highlight w:val="green"/>
+        </w:rPr>
         <w:t>Delitos contra el medio ambiente, el equilibrio ecológico y la gestión ambiental - Comercialización de flora o fauna silvestres en peligro de extinción, amenazadas o sujetas a protección</w:t>
       </w:r>
     </w:p>
@@ -470,7 +498,13 @@
         </w:numPr>
       </w:pPr>
       <w:r>
-        <w:t>Delitos contra el medio ambiente, el equilibrio ecológico y la gestión ambiental - Tráfico de flora o fauna silvestres en peligro de extinción, amenazadas o sujetas a protección</w:t>
+        <w:t xml:space="preserve">Delitos contra el medio ambiente, el equilibrio ecológico y la gestión ambiental - Tráfico de flora o fauna silvestres en </w:t>
+      </w:r>
+      <w:r>
+        <w:t>peligro</w:t>
+      </w:r>
+      <w:r>
+        <w:t xml:space="preserve"> de extinción, amenazadas o sujetas a protección</w:t>
       </w:r>
     </w:p>
     <w:p>

--- a/data/Clasificación de delitos - test.docx
+++ b/data/Clasificación de delitos - test.docx
@@ -1,6 +1,6 @@
 
 <file path=word/document.xml><?xml version="1.0" encoding="utf-8"?>
-<w:document xmlns:wpc="http://schemas.microsoft.com/office/word/2010/wordprocessingCanvas" xmlns:cx="http://schemas.microsoft.com/office/drawing/2014/chartex" xmlns:cx1="http://schemas.microsoft.com/office/drawing/2015/9/8/chartex" xmlns:cx2="http://schemas.microsoft.com/office/drawing/2015/10/21/chartex" xmlns:cx3="http://schemas.microsoft.com/office/drawing/2016/5/9/chartex" xmlns:cx4="http://schemas.microsoft.com/office/drawing/2016/5/10/chartex" xmlns:cx5="http://schemas.microsoft.com/office/drawing/2016/5/11/chartex" xmlns:cx6="http://schemas.microsoft.com/office/drawing/2016/5/12/chartex" xmlns:cx7="http://schemas.microsoft.com/office/drawing/2016/5/13/chartex" xmlns:cx8="http://schemas.microsoft.com/office/drawing/2016/5/14/chartex" xmlns:mc="http://schemas.openxmlformats.org/markup-compatibility/2006" xmlns:aink="http://schemas.microsoft.com/office/drawing/2016/ink" xmlns:am3d="http://schemas.microsoft.com/office/drawing/2017/model3d" xmlns:o="urn:schemas-microsoft-com:office:office" xmlns:oel="http://schemas.microsoft.com/office/2019/extlst" xmlns:r="http://schemas.openxmlformats.org/officeDocument/2006/relationships" xmlns:m="http://schemas.openxmlformats.org/officeDocument/2006/math" xmlns:v="urn:schemas-microsoft-com:vml" xmlns:wp14="http://schemas.microsoft.com/office/word/2010/wordprocessingDrawing" xmlns:wp="http://schemas.openxmlformats.org/drawingml/2006/wordprocessingDrawing" xmlns:w10="urn:schemas-microsoft-com:office:word" xmlns:w="http://schemas.openxmlformats.org/wordprocessingml/2006/main" xmlns:w14="http://schemas.microsoft.com/office/word/2010/wordml" xmlns:w15="http://schemas.microsoft.com/office/word/2012/wordml" xmlns:w16cex="http://schemas.microsoft.com/office/word/2018/wordml/cex" xmlns:w16cid="http://schemas.microsoft.com/office/word/2016/wordml/cid" xmlns:w16="http://schemas.microsoft.com/office/word/2018/wordml" xmlns:w16du="http://schemas.microsoft.com/office/word/2023/wordml/word16du" xmlns:w16sdtdh="http://schemas.microsoft.com/office/word/2020/wordml/sdtdatahash" xmlns:w16sdtfl="http://schemas.microsoft.com/office/word/2024/wordml/sdtformatlock" xmlns:w16se="http://schemas.microsoft.com/office/word/2015/wordml/symex" xmlns:wpg="http://schemas.microsoft.com/office/word/2010/wordprocessingGroup" xmlns:wpi="http://schemas.microsoft.com/office/word/2010/wordprocessingInk" xmlns:wne="http://schemas.microsoft.com/office/word/2006/wordml" xmlns:wps="http://schemas.microsoft.com/office/word/2010/wordprocessingShape" mc:Ignorable="w14 w15 w16se w16cid w16 w16cex w16sdtdh w16sdtfl w16du wp14">
+<w:document xmlns:wpc="http://schemas.microsoft.com/office/word/2010/wordprocessingCanvas" xmlns:cx="http://schemas.microsoft.com/office/drawing/2014/chartex" xmlns:cx1="http://schemas.microsoft.com/office/drawing/2015/9/8/chartex" xmlns:cx2="http://schemas.microsoft.com/office/drawing/2015/10/21/chartex" xmlns:cx3="http://schemas.microsoft.com/office/drawing/2016/5/9/chartex" xmlns:cx4="http://schemas.microsoft.com/office/drawing/2016/5/10/chartex" xmlns:cx5="http://schemas.microsoft.com/office/drawing/2016/5/11/chartex" xmlns:cx6="http://schemas.microsoft.com/office/drawing/2016/5/12/chartex" xmlns:cx7="http://schemas.microsoft.com/office/drawing/2016/5/13/chartex" xmlns:cx8="http://schemas.microsoft.com/office/drawing/2016/5/14/chartex" xmlns:mc="http://schemas.openxmlformats.org/markup-compatibility/2006" xmlns:aink="http://schemas.microsoft.com/office/drawing/2016/ink" xmlns:am3d="http://schemas.microsoft.com/office/drawing/2017/model3d" xmlns:o="urn:schemas-microsoft-com:office:office" xmlns:r="http://schemas.openxmlformats.org/officeDocument/2006/relationships" xmlns:m="http://schemas.openxmlformats.org/officeDocument/2006/math" xmlns:v="urn:schemas-microsoft-com:vml" xmlns:wp14="http://schemas.microsoft.com/office/word/2010/wordprocessingDrawing" xmlns:wp="http://schemas.openxmlformats.org/drawingml/2006/wordprocessingDrawing" xmlns:w10="urn:schemas-microsoft-com:office:word" xmlns:w="http://schemas.openxmlformats.org/wordprocessingml/2006/main" xmlns:w14="http://schemas.microsoft.com/office/word/2010/wordml" xmlns:w15="http://schemas.microsoft.com/office/word/2012/wordml" xmlns:w16cex="http://schemas.microsoft.com/office/word/2018/wordml/cex" xmlns:w16cid="http://schemas.microsoft.com/office/word/2016/wordml/cid" xmlns:w16="http://schemas.microsoft.com/office/word/2018/wordml" xmlns:w16sdtdh="http://schemas.microsoft.com/office/word/2020/wordml/sdtdatahash" xmlns:w16se="http://schemas.microsoft.com/office/word/2015/wordml/symex" xmlns:wpg="http://schemas.microsoft.com/office/word/2010/wordprocessingGroup" xmlns:wpi="http://schemas.microsoft.com/office/word/2010/wordprocessingInk" xmlns:wne="http://schemas.microsoft.com/office/word/2006/wordml" xmlns:wps="http://schemas.microsoft.com/office/word/2010/wordprocessingShape" mc:Ignorable="w14 w15 w16se w16cid w16 w16cex w16sdtdh wp14">
   <w:body>
     <w:p>
       <w:r>
@@ -498,6 +498,7 @@
         </w:numPr>
       </w:pPr>
       <w:r>
+        <w:lastRenderedPageBreak/>
         <w:t xml:space="preserve">Delitos contra el medio ambiente, el equilibrio ecológico y la gestión ambiental - Tráfico de flora o fauna silvestres en </w:t>
       </w:r>
       <w:r>
@@ -526,7 +527,6 @@
         </w:numPr>
       </w:pPr>
       <w:r>
-        <w:lastRenderedPageBreak/>
         <w:t xml:space="preserve">Delitos en materia de hidrocarburos y sus derivados </w:t>
       </w:r>
       <w:r>
@@ -931,6 +931,7 @@
         </w:numPr>
       </w:pPr>
       <w:r>
+        <w:lastRenderedPageBreak/>
         <w:t>Homicidio y homicidio doloso</w:t>
       </w:r>
     </w:p>
@@ -1008,19 +1009,415 @@
         </w:numPr>
       </w:pPr>
       <w:r>
+        <w:t>Enriquecimiento ilícito</w:t>
+      </w:r>
+    </w:p>
+    <w:p>
+      <w:pPr>
+        <w:numPr>
+          <w:ilvl w:val="3"/>
+          <w:numId w:val="1"/>
+        </w:numPr>
+      </w:pPr>
+      <w:r>
+        <w:t>Peculado</w:t>
+      </w:r>
+    </w:p>
+    <w:p>
+      <w:pPr>
+        <w:numPr>
+          <w:ilvl w:val="2"/>
+          <w:numId w:val="1"/>
+        </w:numPr>
+      </w:pPr>
+      <w:r>
+        <w:t>Operaciones con recursos de procedencia ilícita y encubrimiento</w:t>
+      </w:r>
+    </w:p>
+    <w:p>
+      <w:pPr>
+        <w:numPr>
+          <w:ilvl w:val="3"/>
+          <w:numId w:val="1"/>
+        </w:numPr>
+      </w:pPr>
+      <w:r>
+        <w:t>Encubrimiento</w:t>
+      </w:r>
+    </w:p>
+    <w:p>
+      <w:pPr>
+        <w:numPr>
+          <w:ilvl w:val="3"/>
+          <w:numId w:val="1"/>
+        </w:numPr>
+      </w:pPr>
+      <w:r>
+        <w:t>Encubrimiento y Operaciones con Recursos de Procedencia Ilícita</w:t>
+      </w:r>
+    </w:p>
+    <w:p>
+      <w:pPr>
+        <w:numPr>
+          <w:ilvl w:val="3"/>
+          <w:numId w:val="1"/>
+        </w:numPr>
+      </w:pPr>
+      <w:r>
+        <w:t>Operaciones con recursos de procedencia ilícita</w:t>
+      </w:r>
+    </w:p>
+    <w:p>
+      <w:pPr>
+        <w:numPr>
+          <w:ilvl w:val="1"/>
+          <w:numId w:val="1"/>
+        </w:numPr>
+      </w:pPr>
+      <w:r>
+        <w:t>Lenocinio y prostitución de niñez, adolescencia y personas con discapacidad</w:t>
+      </w:r>
+    </w:p>
+    <w:p>
+      <w:pPr>
+        <w:numPr>
+          <w:ilvl w:val="2"/>
+          <w:numId w:val="1"/>
+        </w:numPr>
+      </w:pPr>
+      <w:r>
+        <w:t>Lenocinio</w:t>
+      </w:r>
+    </w:p>
+    <w:p>
+      <w:pPr>
+        <w:numPr>
+          <w:ilvl w:val="2"/>
+          <w:numId w:val="1"/>
+        </w:numPr>
+      </w:pPr>
+      <w:r>
+        <w:t>Prostitución de niñez, adolescencia y personas con discapacidad</w:t>
+      </w:r>
+    </w:p>
+    <w:p>
+      <w:pPr>
+        <w:numPr>
+          <w:ilvl w:val="3"/>
+          <w:numId w:val="1"/>
+        </w:numPr>
+      </w:pPr>
+      <w:r>
+        <w:t>Delitos contra el libre desarrollo de la personalidad - Prostitución de menores e incapaces</w:t>
+      </w:r>
+    </w:p>
+    <w:p>
+      <w:pPr>
+        <w:numPr>
+          <w:ilvl w:val="3"/>
+          <w:numId w:val="1"/>
+        </w:numPr>
+      </w:pPr>
+      <w:r>
+        <w:t>Prostitución de menores e incapaces</w:t>
+      </w:r>
+    </w:p>
+    <w:p>
+      <w:pPr>
+        <w:numPr>
+          <w:ilvl w:val="1"/>
+          <w:numId w:val="1"/>
+        </w:numPr>
+      </w:pPr>
+      <w:r>
+        <w:t>Lesiones, tortura y tratos o penas crueles inhumanos o degradantes</w:t>
+      </w:r>
+    </w:p>
+    <w:p>
+      <w:pPr>
+        <w:numPr>
+          <w:ilvl w:val="2"/>
+          <w:numId w:val="1"/>
+        </w:numPr>
+      </w:pPr>
+      <w:r>
+        <w:t>Lesiones y lesiones dolosas</w:t>
+      </w:r>
+    </w:p>
+    <w:p>
+      <w:pPr>
+        <w:numPr>
+          <w:ilvl w:val="3"/>
+          <w:numId w:val="1"/>
+        </w:numPr>
+      </w:pPr>
+      <w:r>
+        <w:t>Lesiones</w:t>
+      </w:r>
+    </w:p>
+    <w:p>
+      <w:pPr>
+        <w:numPr>
+          <w:ilvl w:val="3"/>
+          <w:numId w:val="1"/>
+        </w:numPr>
+      </w:pPr>
+      <w:r>
+        <w:t>Lesiones dolosas</w:t>
+      </w:r>
+    </w:p>
+    <w:p>
+      <w:pPr>
+        <w:numPr>
+          <w:ilvl w:val="2"/>
+          <w:numId w:val="1"/>
+        </w:numPr>
+      </w:pPr>
+      <w:r>
+        <w:t>Tortura y tratos o penas crueles inhumanos o degradantes</w:t>
+      </w:r>
+    </w:p>
+    <w:p>
+      <w:pPr>
+        <w:numPr>
+          <w:ilvl w:val="3"/>
+          <w:numId w:val="1"/>
+        </w:numPr>
+      </w:pPr>
+      <w:r>
+        <w:t>Tortura</w:t>
+      </w:r>
+    </w:p>
+    <w:p>
+      <w:pPr>
+        <w:numPr>
+          <w:ilvl w:val="3"/>
+          <w:numId w:val="1"/>
+        </w:numPr>
+      </w:pPr>
+      <w:r>
+        <w:t>Tortura y otros tratos o penas crueles inhumanos o degradantes</w:t>
+      </w:r>
+    </w:p>
+    <w:p>
+      <w:pPr>
+        <w:numPr>
+          <w:ilvl w:val="3"/>
+          <w:numId w:val="1"/>
+        </w:numPr>
+      </w:pPr>
+      <w:r>
+        <w:t>Tratos o penas crueles, inhumanos o degradantes</w:t>
+      </w:r>
+    </w:p>
+    <w:p>
+      <w:pPr>
+        <w:numPr>
+          <w:ilvl w:val="1"/>
+          <w:numId w:val="1"/>
+        </w:numPr>
+      </w:pPr>
+      <w:r>
+        <w:t>Piratería de productos diversos</w:t>
+      </w:r>
+    </w:p>
+    <w:p>
+      <w:pPr>
+        <w:numPr>
+          <w:ilvl w:val="2"/>
+          <w:numId w:val="1"/>
+        </w:numPr>
+      </w:pPr>
+      <w:r>
+        <w:t>Delitos en materia de derechos de autor, propiedad intelectual e industrial, invenciones y marcas</w:t>
+      </w:r>
+    </w:p>
+    <w:p>
+      <w:pPr>
+        <w:numPr>
+          <w:ilvl w:val="3"/>
+          <w:numId w:val="1"/>
+        </w:numPr>
+      </w:pPr>
+      <w:r>
+        <w:t>De los Delitos en Materia de Derechos de Autor</w:t>
+      </w:r>
+    </w:p>
+    <w:p>
+      <w:pPr>
+        <w:numPr>
+          <w:ilvl w:val="3"/>
+          <w:numId w:val="1"/>
+        </w:numPr>
+      </w:pPr>
+      <w:r>
+        <w:t>Delitos en materia de derechos de autor</w:t>
+      </w:r>
+    </w:p>
+    <w:p>
+      <w:pPr>
+        <w:numPr>
+          <w:ilvl w:val="3"/>
+          <w:numId w:val="1"/>
+        </w:numPr>
+      </w:pPr>
+      <w:r>
+        <w:t>Delitos en materia de propiedad industrial</w:t>
+      </w:r>
+    </w:p>
+    <w:p>
+      <w:pPr>
+        <w:numPr>
+          <w:ilvl w:val="3"/>
+          <w:numId w:val="1"/>
+        </w:numPr>
+      </w:pPr>
+      <w:r>
+        <w:t>Delitos previstos en la Ley Federal del Derecho de Autor</w:t>
+      </w:r>
+    </w:p>
+    <w:p>
+      <w:pPr>
+        <w:numPr>
+          <w:ilvl w:val="3"/>
+          <w:numId w:val="1"/>
+        </w:numPr>
+      </w:pPr>
+      <w:r>
+        <w:t>Delitos Previstos en las Leyes en materia de invenciones y marcas</w:t>
+      </w:r>
+    </w:p>
+    <w:p>
+      <w:pPr>
+        <w:numPr>
+          <w:ilvl w:val="3"/>
+          <w:numId w:val="1"/>
+        </w:numPr>
+      </w:pPr>
+      <w:r>
+        <w:t>Delitos Previstos en las Leyes en materia de propiedad intelectual</w:t>
+      </w:r>
+    </w:p>
+    <w:p>
+      <w:pPr>
+        <w:numPr>
+          <w:ilvl w:val="3"/>
+          <w:numId w:val="1"/>
+        </w:numPr>
+      </w:pPr>
+      <w:r>
+        <w:t>En Materia de Derechos de Autor</w:t>
+      </w:r>
+    </w:p>
+    <w:p>
+      <w:pPr>
+        <w:numPr>
+          <w:ilvl w:val="3"/>
+          <w:numId w:val="1"/>
+        </w:numPr>
+      </w:pPr>
+      <w:r>
+        <w:t>Ley Federal del Derecho de Autor</w:t>
+      </w:r>
+    </w:p>
+    <w:p>
+      <w:pPr>
+        <w:numPr>
+          <w:ilvl w:val="1"/>
+          <w:numId w:val="1"/>
+        </w:numPr>
+      </w:pPr>
+      <w:r>
+        <w:t>Pornografía infantil</w:t>
+      </w:r>
+    </w:p>
+    <w:p>
+      <w:pPr>
+        <w:numPr>
+          <w:ilvl w:val="2"/>
+          <w:numId w:val="1"/>
+        </w:numPr>
+      </w:pPr>
+      <w:r>
+        <w:t>Pornografía infantil</w:t>
+      </w:r>
+    </w:p>
+    <w:p>
+      <w:pPr>
+        <w:numPr>
+          <w:ilvl w:val="3"/>
+          <w:numId w:val="1"/>
+        </w:numPr>
+      </w:pPr>
+      <w:r>
+        <w:t>Delitos contra el libre desarrollo de la personalidad - Pornografía infantil</w:t>
+      </w:r>
+    </w:p>
+    <w:p>
+      <w:pPr>
+        <w:numPr>
+          <w:ilvl w:val="3"/>
+          <w:numId w:val="1"/>
+        </w:numPr>
+      </w:pPr>
+      <w:r>
+        <w:t>Pornografía infantil</w:t>
+      </w:r>
+    </w:p>
+    <w:p>
+      <w:pPr>
+        <w:numPr>
+          <w:ilvl w:val="1"/>
+          <w:numId w:val="1"/>
+        </w:numPr>
+      </w:pPr>
+      <w:r>
+        <w:t>Robo de vehículo</w:t>
+      </w:r>
+    </w:p>
+    <w:p>
+      <w:pPr>
+        <w:numPr>
+          <w:ilvl w:val="2"/>
+          <w:numId w:val="1"/>
+        </w:numPr>
+      </w:pPr>
+      <w:r>
+        <w:t>Robo de vehículo</w:t>
+      </w:r>
+    </w:p>
+    <w:p>
+      <w:pPr>
+        <w:numPr>
+          <w:ilvl w:val="3"/>
+          <w:numId w:val="1"/>
+        </w:numPr>
+      </w:pPr>
+      <w:r>
         <w:lastRenderedPageBreak/>
-        <w:t>Enriquecimiento ilícito</w:t>
-      </w:r>
-    </w:p>
-    <w:p>
-      <w:pPr>
-        <w:numPr>
-          <w:ilvl w:val="3"/>
-          <w:numId w:val="1"/>
-        </w:numPr>
-      </w:pPr>
-      <w:r>
-        <w:t>Peculado</w:t>
+        <w:t>Robo - Robo de vehículo</w:t>
+      </w:r>
+    </w:p>
+    <w:p>
+      <w:pPr>
+        <w:numPr>
+          <w:ilvl w:val="3"/>
+          <w:numId w:val="1"/>
+        </w:numPr>
+      </w:pPr>
+      <w:r>
+        <w:t>Robo de vehículo</w:t>
+      </w:r>
+    </w:p>
+    <w:p>
+      <w:pPr>
+        <w:numPr>
+          <w:ilvl w:val="1"/>
+          <w:numId w:val="1"/>
+        </w:numPr>
+      </w:pPr>
+      <w:r>
+        <w:t>Secuestro y desaparición forzada</w:t>
       </w:r>
     </w:p>
     <w:p>
@@ -1031,51 +1428,29 @@
         </w:numPr>
       </w:pPr>
       <w:r>
-        <w:t>Operaciones con recursos de procedencia ilícita y encubrimiento</w:t>
-      </w:r>
-    </w:p>
-    <w:p>
-      <w:pPr>
-        <w:numPr>
-          <w:ilvl w:val="3"/>
-          <w:numId w:val="1"/>
-        </w:numPr>
-      </w:pPr>
-      <w:r>
-        <w:t>Encubrimiento</w:t>
-      </w:r>
-    </w:p>
-    <w:p>
-      <w:pPr>
-        <w:numPr>
-          <w:ilvl w:val="3"/>
-          <w:numId w:val="1"/>
-        </w:numPr>
-      </w:pPr>
-      <w:r>
-        <w:t>Encubrimiento y Operaciones con Recursos de Procedencia Ilícita</w:t>
-      </w:r>
-    </w:p>
-    <w:p>
-      <w:pPr>
-        <w:numPr>
-          <w:ilvl w:val="3"/>
-          <w:numId w:val="1"/>
-        </w:numPr>
-      </w:pPr>
-      <w:r>
-        <w:t>Operaciones con recursos de procedencia ilícita</w:t>
-      </w:r>
-    </w:p>
-    <w:p>
-      <w:pPr>
-        <w:numPr>
-          <w:ilvl w:val="1"/>
-          <w:numId w:val="1"/>
-        </w:numPr>
-      </w:pPr>
-      <w:r>
-        <w:t>Lenocinio y prostitución de niñez, adolescencia y personas con discapacidad</w:t>
+        <w:t>Desaparición forzada</w:t>
+      </w:r>
+    </w:p>
+    <w:p>
+      <w:pPr>
+        <w:numPr>
+          <w:ilvl w:val="3"/>
+          <w:numId w:val="1"/>
+        </w:numPr>
+      </w:pPr>
+      <w:r>
+        <w:t>Desaparición forzada</w:t>
+      </w:r>
+    </w:p>
+    <w:p>
+      <w:pPr>
+        <w:numPr>
+          <w:ilvl w:val="3"/>
+          <w:numId w:val="1"/>
+        </w:numPr>
+      </w:pPr>
+      <w:r>
+        <w:t>Desaparición forzada de personas</w:t>
       </w:r>
     </w:p>
     <w:p>
@@ -1086,380 +1461,6 @@
         </w:numPr>
       </w:pPr>
       <w:r>
-        <w:t>Lenocinio</w:t>
-      </w:r>
-    </w:p>
-    <w:p>
-      <w:pPr>
-        <w:numPr>
-          <w:ilvl w:val="2"/>
-          <w:numId w:val="1"/>
-        </w:numPr>
-      </w:pPr>
-      <w:r>
-        <w:t>Prostitución de niñez, adolescencia y personas con discapacidad</w:t>
-      </w:r>
-    </w:p>
-    <w:p>
-      <w:pPr>
-        <w:numPr>
-          <w:ilvl w:val="3"/>
-          <w:numId w:val="1"/>
-        </w:numPr>
-      </w:pPr>
-      <w:r>
-        <w:t>Delitos contra el libre desarrollo de la personalidad - Prostitución de menores e incapaces</w:t>
-      </w:r>
-    </w:p>
-    <w:p>
-      <w:pPr>
-        <w:numPr>
-          <w:ilvl w:val="3"/>
-          <w:numId w:val="1"/>
-        </w:numPr>
-      </w:pPr>
-      <w:r>
-        <w:t>Prostitución de menores e incapaces</w:t>
-      </w:r>
-    </w:p>
-    <w:p>
-      <w:pPr>
-        <w:numPr>
-          <w:ilvl w:val="1"/>
-          <w:numId w:val="1"/>
-        </w:numPr>
-      </w:pPr>
-      <w:r>
-        <w:t>Lesiones, tortura y tratos o penas crueles inhumanos o degradantes</w:t>
-      </w:r>
-    </w:p>
-    <w:p>
-      <w:pPr>
-        <w:numPr>
-          <w:ilvl w:val="2"/>
-          <w:numId w:val="1"/>
-        </w:numPr>
-      </w:pPr>
-      <w:r>
-        <w:t>Lesiones y lesiones dolosas</w:t>
-      </w:r>
-    </w:p>
-    <w:p>
-      <w:pPr>
-        <w:numPr>
-          <w:ilvl w:val="3"/>
-          <w:numId w:val="1"/>
-        </w:numPr>
-      </w:pPr>
-      <w:r>
-        <w:t>Lesiones</w:t>
-      </w:r>
-    </w:p>
-    <w:p>
-      <w:pPr>
-        <w:numPr>
-          <w:ilvl w:val="3"/>
-          <w:numId w:val="1"/>
-        </w:numPr>
-      </w:pPr>
-      <w:r>
-        <w:t>Lesiones dolosas</w:t>
-      </w:r>
-    </w:p>
-    <w:p>
-      <w:pPr>
-        <w:numPr>
-          <w:ilvl w:val="2"/>
-          <w:numId w:val="1"/>
-        </w:numPr>
-      </w:pPr>
-      <w:r>
-        <w:t>Tortura y tratos o penas crueles inhumanos o degradantes</w:t>
-      </w:r>
-    </w:p>
-    <w:p>
-      <w:pPr>
-        <w:numPr>
-          <w:ilvl w:val="3"/>
-          <w:numId w:val="1"/>
-        </w:numPr>
-      </w:pPr>
-      <w:r>
-        <w:t>Tortura</w:t>
-      </w:r>
-    </w:p>
-    <w:p>
-      <w:pPr>
-        <w:numPr>
-          <w:ilvl w:val="3"/>
-          <w:numId w:val="1"/>
-        </w:numPr>
-      </w:pPr>
-      <w:r>
-        <w:t>Tortura y otros tratos o penas crueles inhumanos o degradantes</w:t>
-      </w:r>
-    </w:p>
-    <w:p>
-      <w:pPr>
-        <w:numPr>
-          <w:ilvl w:val="3"/>
-          <w:numId w:val="1"/>
-        </w:numPr>
-      </w:pPr>
-      <w:r>
-        <w:t>Tratos o penas crueles, inhumanos o degradantes</w:t>
-      </w:r>
-    </w:p>
-    <w:p>
-      <w:pPr>
-        <w:numPr>
-          <w:ilvl w:val="1"/>
-          <w:numId w:val="1"/>
-        </w:numPr>
-      </w:pPr>
-      <w:r>
-        <w:t>Piratería de productos diversos</w:t>
-      </w:r>
-    </w:p>
-    <w:p>
-      <w:pPr>
-        <w:numPr>
-          <w:ilvl w:val="2"/>
-          <w:numId w:val="1"/>
-        </w:numPr>
-      </w:pPr>
-      <w:r>
-        <w:t>Delitos en materia de derechos de autor, propiedad intelectual e industrial, invenciones y marcas</w:t>
-      </w:r>
-    </w:p>
-    <w:p>
-      <w:pPr>
-        <w:numPr>
-          <w:ilvl w:val="3"/>
-          <w:numId w:val="1"/>
-        </w:numPr>
-      </w:pPr>
-      <w:r>
-        <w:t>De los Delitos en Materia de Derechos de Autor</w:t>
-      </w:r>
-    </w:p>
-    <w:p>
-      <w:pPr>
-        <w:numPr>
-          <w:ilvl w:val="3"/>
-          <w:numId w:val="1"/>
-        </w:numPr>
-      </w:pPr>
-      <w:r>
-        <w:t>Delitos en materia de derechos de autor</w:t>
-      </w:r>
-    </w:p>
-    <w:p>
-      <w:pPr>
-        <w:numPr>
-          <w:ilvl w:val="3"/>
-          <w:numId w:val="1"/>
-        </w:numPr>
-      </w:pPr>
-      <w:r>
-        <w:t>Delitos en materia de propiedad industrial</w:t>
-      </w:r>
-    </w:p>
-    <w:p>
-      <w:pPr>
-        <w:numPr>
-          <w:ilvl w:val="3"/>
-          <w:numId w:val="1"/>
-        </w:numPr>
-      </w:pPr>
-      <w:r>
-        <w:t>Delitos previstos en la Ley Federal del Derecho de Autor</w:t>
-      </w:r>
-    </w:p>
-    <w:p>
-      <w:pPr>
-        <w:numPr>
-          <w:ilvl w:val="3"/>
-          <w:numId w:val="1"/>
-        </w:numPr>
-      </w:pPr>
-      <w:r>
-        <w:t>Delitos Previstos en las Leyes en materia de invenciones y marcas</w:t>
-      </w:r>
-    </w:p>
-    <w:p>
-      <w:pPr>
-        <w:numPr>
-          <w:ilvl w:val="3"/>
-          <w:numId w:val="1"/>
-        </w:numPr>
-      </w:pPr>
-      <w:r>
-        <w:t>Delitos Previstos en las Leyes en materia de propiedad intelectual</w:t>
-      </w:r>
-    </w:p>
-    <w:p>
-      <w:pPr>
-        <w:numPr>
-          <w:ilvl w:val="3"/>
-          <w:numId w:val="1"/>
-        </w:numPr>
-      </w:pPr>
-      <w:r>
-        <w:t>En Materia de Derechos de Autor</w:t>
-      </w:r>
-    </w:p>
-    <w:p>
-      <w:pPr>
-        <w:numPr>
-          <w:ilvl w:val="3"/>
-          <w:numId w:val="1"/>
-        </w:numPr>
-      </w:pPr>
-      <w:r>
-        <w:t>Ley Federal del Derecho de Autor</w:t>
-      </w:r>
-    </w:p>
-    <w:p>
-      <w:pPr>
-        <w:numPr>
-          <w:ilvl w:val="1"/>
-          <w:numId w:val="1"/>
-        </w:numPr>
-      </w:pPr>
-      <w:r>
-        <w:t>Pornografía infantil</w:t>
-      </w:r>
-    </w:p>
-    <w:p>
-      <w:pPr>
-        <w:numPr>
-          <w:ilvl w:val="2"/>
-          <w:numId w:val="1"/>
-        </w:numPr>
-      </w:pPr>
-      <w:r>
-        <w:t>Pornografía infantil</w:t>
-      </w:r>
-    </w:p>
-    <w:p>
-      <w:pPr>
-        <w:numPr>
-          <w:ilvl w:val="3"/>
-          <w:numId w:val="1"/>
-        </w:numPr>
-      </w:pPr>
-      <w:r>
-        <w:t>Delitos contra el libre desarrollo de la personalidad - Pornografía infantil</w:t>
-      </w:r>
-    </w:p>
-    <w:p>
-      <w:pPr>
-        <w:numPr>
-          <w:ilvl w:val="3"/>
-          <w:numId w:val="1"/>
-        </w:numPr>
-      </w:pPr>
-      <w:r>
-        <w:t>Pornografía infantil</w:t>
-      </w:r>
-    </w:p>
-    <w:p>
-      <w:pPr>
-        <w:numPr>
-          <w:ilvl w:val="1"/>
-          <w:numId w:val="1"/>
-        </w:numPr>
-      </w:pPr>
-      <w:r>
-        <w:t>Robo de vehículo</w:t>
-      </w:r>
-    </w:p>
-    <w:p>
-      <w:pPr>
-        <w:numPr>
-          <w:ilvl w:val="2"/>
-          <w:numId w:val="1"/>
-        </w:numPr>
-      </w:pPr>
-      <w:r>
-        <w:t>Robo de vehículo</w:t>
-      </w:r>
-    </w:p>
-    <w:p>
-      <w:pPr>
-        <w:numPr>
-          <w:ilvl w:val="3"/>
-          <w:numId w:val="1"/>
-        </w:numPr>
-      </w:pPr>
-      <w:r>
-        <w:t>Robo - Robo de vehículo</w:t>
-      </w:r>
-    </w:p>
-    <w:p>
-      <w:pPr>
-        <w:numPr>
-          <w:ilvl w:val="3"/>
-          <w:numId w:val="1"/>
-        </w:numPr>
-      </w:pPr>
-      <w:r>
-        <w:t>Robo de vehículo</w:t>
-      </w:r>
-    </w:p>
-    <w:p>
-      <w:pPr>
-        <w:numPr>
-          <w:ilvl w:val="1"/>
-          <w:numId w:val="1"/>
-        </w:numPr>
-      </w:pPr>
-      <w:r>
-        <w:t>Secuestro y desaparición forzada</w:t>
-      </w:r>
-    </w:p>
-    <w:p>
-      <w:pPr>
-        <w:numPr>
-          <w:ilvl w:val="2"/>
-          <w:numId w:val="1"/>
-        </w:numPr>
-      </w:pPr>
-      <w:r>
-        <w:t>Desaparición forzada</w:t>
-      </w:r>
-    </w:p>
-    <w:p>
-      <w:pPr>
-        <w:numPr>
-          <w:ilvl w:val="3"/>
-          <w:numId w:val="1"/>
-        </w:numPr>
-      </w:pPr>
-      <w:r>
-        <w:t>Desaparición forzada</w:t>
-      </w:r>
-    </w:p>
-    <w:p>
-      <w:pPr>
-        <w:numPr>
-          <w:ilvl w:val="3"/>
-          <w:numId w:val="1"/>
-        </w:numPr>
-      </w:pPr>
-      <w:r>
-        <w:t>Desaparición forzada de personas</w:t>
-      </w:r>
-    </w:p>
-    <w:p>
-      <w:pPr>
-        <w:numPr>
-          <w:ilvl w:val="2"/>
-          <w:numId w:val="1"/>
-        </w:numPr>
-      </w:pPr>
-      <w:r>
         <w:t>Secuestro</w:t>
       </w:r>
     </w:p>
@@ -1504,7 +1505,6 @@
         </w:numPr>
       </w:pPr>
       <w:r>
-        <w:lastRenderedPageBreak/>
         <w:t>Secuestro - No especificado</w:t>
       </w:r>
     </w:p>
@@ -1825,6 +1825,7 @@
         </w:numPr>
       </w:pPr>
       <w:r>
+        <w:lastRenderedPageBreak/>
         <w:t>Delitos federales contra la salud relacionados con narcóticos - Otros delitos federales contra la salud relacionados con narcóticos</w:t>
       </w:r>
     </w:p>
@@ -1913,7 +1914,6 @@
         </w:numPr>
       </w:pPr>
       <w:r>
-        <w:lastRenderedPageBreak/>
         <w:t>Posesión con fines de comercio o suministro de narcóticos</w:t>
       </w:r>
     </w:p>
@@ -2146,6 +2146,7 @@
         </w:numPr>
       </w:pPr>
       <w:r>
+        <w:lastRenderedPageBreak/>
         <w:t>Delitos contra la salud relacionados con narcóticos en su modalidad de narcomenudeo - Suministro de narcóticos</w:t>
       </w:r>
     </w:p>
@@ -2303,7 +2304,6 @@
         </w:numPr>
       </w:pPr>
       <w:r>
-        <w:lastRenderedPageBreak/>
         <w:t>Delitos en materia de migración - Tráfico de indocumentados</w:t>
       </w:r>
     </w:p>
@@ -2607,6 +2607,7 @@
         </w:numPr>
       </w:pPr>
       <w:r>
+        <w:lastRenderedPageBreak/>
         <w:t xml:space="preserve">Otros delitos en materia de armas, objetos prohibidos, explosivos y otros materiales destructivos </w:t>
       </w:r>
       <w:r>
@@ -2785,96 +2786,372 @@
         </w:numPr>
       </w:pPr>
       <w:r>
+        <w:t>Delitos en materia de armas, explosivos y otros materiales destructivos - Acopio ilícito de armas</w:t>
+      </w:r>
+    </w:p>
+    <w:p>
+      <w:pPr>
+        <w:numPr>
+          <w:ilvl w:val="2"/>
+          <w:numId w:val="1"/>
+        </w:numPr>
+      </w:pPr>
+      <w:r>
+        <w:t>Delitos en materia de armas, explosivos y otros materiales destructivos - Portación ilícita de armas</w:t>
+      </w:r>
+    </w:p>
+    <w:p>
+      <w:pPr>
+        <w:numPr>
+          <w:ilvl w:val="2"/>
+          <w:numId w:val="1"/>
+        </w:numPr>
+      </w:pPr>
+      <w:r>
+        <w:t>Delitos en materia de armas, explosivos y otros materiales destructivos - Posesión ilícita de armas, cartuchos y cargadores</w:t>
+      </w:r>
+    </w:p>
+    <w:p>
+      <w:pPr>
+        <w:numPr>
+          <w:ilvl w:val="2"/>
+          <w:numId w:val="1"/>
+        </w:numPr>
+      </w:pPr>
+      <w:r>
+        <w:t>Portación ilícita de armas</w:t>
+      </w:r>
+    </w:p>
+    <w:p>
+      <w:pPr>
+        <w:numPr>
+          <w:ilvl w:val="2"/>
+          <w:numId w:val="1"/>
+        </w:numPr>
+      </w:pPr>
+      <w:r>
+        <w:t>Posesión ilícita de armas, cartuchos y cargadores</w:t>
+      </w:r>
+    </w:p>
+    <w:p>
+      <w:pPr>
+        <w:numPr>
+          <w:ilvl w:val="1"/>
+          <w:numId w:val="1"/>
+        </w:numPr>
+      </w:pPr>
+      <w:r>
+        <w:t>Privación de la libertad</w:t>
+      </w:r>
+    </w:p>
+    <w:p>
+      <w:pPr>
+        <w:numPr>
+          <w:ilvl w:val="2"/>
+          <w:numId w:val="1"/>
+        </w:numPr>
+      </w:pPr>
+      <w:r>
+        <w:t>Otros delitos que privan de la vida</w:t>
+      </w:r>
+    </w:p>
+    <w:p>
+      <w:pPr>
+        <w:numPr>
+          <w:ilvl w:val="2"/>
+          <w:numId w:val="1"/>
+        </w:numPr>
+      </w:pPr>
+      <w:r>
+        <w:t>Privación de la libertad</w:t>
+      </w:r>
+    </w:p>
+    <w:p>
+      <w:pPr>
+        <w:numPr>
+          <w:ilvl w:val="2"/>
+          <w:numId w:val="1"/>
+        </w:numPr>
+      </w:pPr>
+      <w:r>
+        <w:t>Privación Ilegal de la Libertad y de otras Garantías</w:t>
+      </w:r>
+    </w:p>
+    <w:p>
+      <w:pPr>
+        <w:numPr>
+          <w:ilvl w:val="0"/>
+          <w:numId w:val="1"/>
+        </w:numPr>
+      </w:pPr>
+      <w:r>
+        <w:t>Corrupción de niñez, adolescencia y personas con discapacidad</w:t>
+      </w:r>
+    </w:p>
+    <w:p>
+      <w:pPr>
+        <w:numPr>
+          <w:ilvl w:val="1"/>
+          <w:numId w:val="1"/>
+        </w:numPr>
+      </w:pPr>
+      <w:r>
+        <w:t>Corrupción de menores</w:t>
+      </w:r>
+    </w:p>
+    <w:p>
+      <w:pPr>
+        <w:numPr>
+          <w:ilvl w:val="1"/>
+          <w:numId w:val="1"/>
+        </w:numPr>
+      </w:pPr>
+      <w:r>
+        <w:t>Corrupción de menores e incapaces</w:t>
+      </w:r>
+    </w:p>
+    <w:p>
+      <w:pPr>
+        <w:numPr>
+          <w:ilvl w:val="1"/>
+          <w:numId w:val="1"/>
+        </w:numPr>
+      </w:pPr>
+      <w:r>
+        <w:t>Corrupción de menores incapaces</w:t>
+      </w:r>
+    </w:p>
+    <w:p>
+      <w:pPr>
+        <w:numPr>
+          <w:ilvl w:val="1"/>
+          <w:numId w:val="1"/>
+        </w:numPr>
+      </w:pPr>
+      <w:r>
+        <w:t>Delitos contra el libre desarrollo de la personalidad - Corrupción de menores e incapaces</w:t>
+      </w:r>
+    </w:p>
+    <w:p>
+      <w:pPr>
+        <w:numPr>
+          <w:ilvl w:val="0"/>
+          <w:numId w:val="1"/>
+        </w:numPr>
+      </w:pPr>
+      <w:r>
+        <w:t>Delitos bancarios y financieros</w:t>
+      </w:r>
+    </w:p>
+    <w:p>
+      <w:pPr>
+        <w:numPr>
+          <w:ilvl w:val="1"/>
+          <w:numId w:val="1"/>
+        </w:numPr>
+      </w:pPr>
+      <w:r>
+        <w:t>Delitos en materia de instituciones de crédito, inversión, fianzas y seguros</w:t>
+      </w:r>
+    </w:p>
+    <w:p>
+      <w:pPr>
+        <w:numPr>
+          <w:ilvl w:val="1"/>
+          <w:numId w:val="1"/>
+        </w:numPr>
+      </w:pPr>
+      <w:r>
+        <w:t>Delitos en materia de Instituciones de crédito, inversión, fianzas y seguros</w:t>
+      </w:r>
+    </w:p>
+    <w:p>
+      <w:pPr>
+        <w:numPr>
+          <w:ilvl w:val="1"/>
+          <w:numId w:val="1"/>
+        </w:numPr>
+      </w:pPr>
+      <w:r>
+        <w:t>Delitos Previstos en las Leyes en materia de delitos bancarios y financieros</w:t>
+      </w:r>
+    </w:p>
+    <w:p>
+      <w:pPr>
+        <w:numPr>
+          <w:ilvl w:val="1"/>
+          <w:numId w:val="1"/>
+        </w:numPr>
+      </w:pPr>
+      <w:r>
+        <w:t>Legislación de Instituciones de Crédito, Inversión, Fianzas y Seguros</w:t>
+      </w:r>
+    </w:p>
+    <w:p>
+      <w:pPr>
+        <w:pStyle w:val="Prrafodelista"/>
+        <w:numPr>
+          <w:ilvl w:val="0"/>
+          <w:numId w:val="1"/>
+        </w:numPr>
+      </w:pPr>
+      <w:r>
+        <w:t xml:space="preserve"> Delitos contra el libre desarrollo de la personalidad y la libertad personal</w:t>
+      </w:r>
+    </w:p>
+    <w:p>
+      <w:pPr>
+        <w:numPr>
+          <w:ilvl w:val="1"/>
+          <w:numId w:val="1"/>
+        </w:numPr>
+      </w:pPr>
+      <w:r>
+        <w:t>Contra el Libre Desarrollo de la Personalidad</w:t>
+      </w:r>
+    </w:p>
+    <w:p>
+      <w:pPr>
+        <w:numPr>
+          <w:ilvl w:val="1"/>
+          <w:numId w:val="1"/>
+        </w:numPr>
+      </w:pPr>
+      <w:r>
         <w:lastRenderedPageBreak/>
-        <w:t>Delitos en materia de armas, explosivos y otros materiales destructivos - Acopio ilícito de armas</w:t>
-      </w:r>
-    </w:p>
-    <w:p>
-      <w:pPr>
-        <w:numPr>
-          <w:ilvl w:val="2"/>
-          <w:numId w:val="1"/>
-        </w:numPr>
-      </w:pPr>
-      <w:r>
-        <w:t>Delitos en materia de armas, explosivos y otros materiales destructivos - Portación ilícita de armas</w:t>
-      </w:r>
-    </w:p>
-    <w:p>
-      <w:pPr>
-        <w:numPr>
-          <w:ilvl w:val="2"/>
-          <w:numId w:val="1"/>
-        </w:numPr>
-      </w:pPr>
-      <w:r>
-        <w:t>Delitos en materia de armas, explosivos y otros materiales destructivos - Posesión ilícita de armas, cartuchos y cargadores</w:t>
-      </w:r>
-    </w:p>
-    <w:p>
-      <w:pPr>
-        <w:numPr>
-          <w:ilvl w:val="2"/>
-          <w:numId w:val="1"/>
-        </w:numPr>
-      </w:pPr>
-      <w:r>
-        <w:t>Portación ilícita de armas</w:t>
-      </w:r>
-    </w:p>
-    <w:p>
-      <w:pPr>
-        <w:numPr>
-          <w:ilvl w:val="2"/>
-          <w:numId w:val="1"/>
-        </w:numPr>
-      </w:pPr>
-      <w:r>
-        <w:t>Posesión ilícita de armas, cartuchos y cargadores</w:t>
-      </w:r>
-    </w:p>
-    <w:p>
-      <w:pPr>
-        <w:numPr>
-          <w:ilvl w:val="1"/>
-          <w:numId w:val="1"/>
-        </w:numPr>
-      </w:pPr>
-      <w:r>
-        <w:t>Privación de la libertad</w:t>
-      </w:r>
-    </w:p>
-    <w:p>
-      <w:pPr>
-        <w:numPr>
-          <w:ilvl w:val="2"/>
-          <w:numId w:val="1"/>
-        </w:numPr>
-      </w:pPr>
-      <w:r>
-        <w:t>Otros delitos que privan de la vida</w:t>
-      </w:r>
-    </w:p>
-    <w:p>
-      <w:pPr>
-        <w:numPr>
-          <w:ilvl w:val="2"/>
-          <w:numId w:val="1"/>
-        </w:numPr>
-      </w:pPr>
-      <w:r>
-        <w:t>Privación de la libertad</w:t>
-      </w:r>
-    </w:p>
-    <w:p>
-      <w:pPr>
-        <w:numPr>
-          <w:ilvl w:val="2"/>
-          <w:numId w:val="1"/>
-        </w:numPr>
-      </w:pPr>
-      <w:r>
-        <w:t>Privación Ilegal de la Libertad y de otras Garantías</w:t>
+        <w:t>Contra el libre desarrollo de la personalidad - No especificado</w:t>
+      </w:r>
+    </w:p>
+    <w:p>
+      <w:pPr>
+        <w:numPr>
+          <w:ilvl w:val="1"/>
+          <w:numId w:val="1"/>
+        </w:numPr>
+      </w:pPr>
+      <w:r>
+        <w:t>Delitos contra el libre desarrollo de la personalidad</w:t>
+      </w:r>
+    </w:p>
+    <w:p>
+      <w:pPr>
+        <w:numPr>
+          <w:ilvl w:val="1"/>
+          <w:numId w:val="1"/>
+        </w:numPr>
+      </w:pPr>
+      <w:r>
+        <w:t>Delitos Contra el libre desarrollo de la personalidad</w:t>
+      </w:r>
+    </w:p>
+    <w:p>
+      <w:pPr>
+        <w:numPr>
+          <w:ilvl w:val="1"/>
+          <w:numId w:val="1"/>
+        </w:numPr>
+      </w:pPr>
+      <w:r>
+        <w:t>Delitos contra el libre desarrollo de la personalidad - No especificado</w:t>
+      </w:r>
+    </w:p>
+    <w:p>
+      <w:pPr>
+        <w:numPr>
+          <w:ilvl w:val="1"/>
+          <w:numId w:val="1"/>
+        </w:numPr>
+      </w:pPr>
+      <w:r>
+        <w:t>Delitos contra el libre desarrollo de la personalidad - No identificado</w:t>
+      </w:r>
+    </w:p>
+    <w:p>
+      <w:pPr>
+        <w:numPr>
+          <w:ilvl w:val="1"/>
+          <w:numId w:val="1"/>
+        </w:numPr>
+      </w:pPr>
+      <w:r>
+        <w:t>Delitos contra el libre desarrollo de la personalidad - Otros delitos contra el libre desarrollo de la personalidad</w:t>
+      </w:r>
+    </w:p>
+    <w:p>
+      <w:pPr>
+        <w:numPr>
+          <w:ilvl w:val="1"/>
+          <w:numId w:val="1"/>
+        </w:numPr>
+      </w:pPr>
+      <w:r>
+        <w:t>La libertad personal</w:t>
+      </w:r>
+    </w:p>
+    <w:p>
+      <w:pPr>
+        <w:numPr>
+          <w:ilvl w:val="1"/>
+          <w:numId w:val="1"/>
+        </w:numPr>
+      </w:pPr>
+      <w:r>
+        <w:t>Otros delitos contra el libre desarrollo de la personalidad</w:t>
+      </w:r>
+    </w:p>
+    <w:p>
+      <w:pPr>
+        <w:numPr>
+          <w:ilvl w:val="1"/>
+          <w:numId w:val="1"/>
+        </w:numPr>
+      </w:pPr>
+      <w:r>
+        <w:t>Otros delitos contra la libertad personal</w:t>
+      </w:r>
+    </w:p>
+    <w:p>
+      <w:pPr>
+        <w:numPr>
+          <w:ilvl w:val="1"/>
+          <w:numId w:val="1"/>
+        </w:numPr>
+      </w:pPr>
+      <w:r>
+        <w:t>Otros delitos que atentan contra la libertad personal</w:t>
+      </w:r>
+    </w:p>
+    <w:p>
+      <w:pPr>
+        <w:numPr>
+          <w:ilvl w:val="1"/>
+          <w:numId w:val="1"/>
+        </w:numPr>
+      </w:pPr>
+      <w:r>
+        <w:t>Otros Delitos que atentan contra la libertad personal</w:t>
+      </w:r>
+    </w:p>
+    <w:p>
+      <w:pPr>
+        <w:numPr>
+          <w:ilvl w:val="1"/>
+          <w:numId w:val="1"/>
+        </w:numPr>
+      </w:pPr>
+      <w:r>
+        <w:t>Otros delitos que atentan contra la libertad personal con fines de lucro</w:t>
+      </w:r>
+    </w:p>
+    <w:p>
+      <w:pPr>
+        <w:numPr>
+          <w:ilvl w:val="1"/>
+          <w:numId w:val="1"/>
+        </w:numPr>
+      </w:pPr>
+      <w:r>
+        <w:t>Otros delitos que atentan contra la libertad personal sin fines de lucro</w:t>
       </w:r>
     </w:p>
     <w:p>
@@ -2885,282 +3162,6 @@
         </w:numPr>
       </w:pPr>
       <w:r>
-        <w:t>Corrupción de niñez, adolescencia y personas con discapacidad</w:t>
-      </w:r>
-    </w:p>
-    <w:p>
-      <w:pPr>
-        <w:numPr>
-          <w:ilvl w:val="1"/>
-          <w:numId w:val="1"/>
-        </w:numPr>
-      </w:pPr>
-      <w:r>
-        <w:t>Corrupción de menores</w:t>
-      </w:r>
-    </w:p>
-    <w:p>
-      <w:pPr>
-        <w:numPr>
-          <w:ilvl w:val="1"/>
-          <w:numId w:val="1"/>
-        </w:numPr>
-      </w:pPr>
-      <w:r>
-        <w:t>Corrupción de menores e incapaces</w:t>
-      </w:r>
-    </w:p>
-    <w:p>
-      <w:pPr>
-        <w:numPr>
-          <w:ilvl w:val="1"/>
-          <w:numId w:val="1"/>
-        </w:numPr>
-      </w:pPr>
-      <w:r>
-        <w:t>Corrupción de menores incapaces</w:t>
-      </w:r>
-    </w:p>
-    <w:p>
-      <w:pPr>
-        <w:numPr>
-          <w:ilvl w:val="1"/>
-          <w:numId w:val="1"/>
-        </w:numPr>
-      </w:pPr>
-      <w:r>
-        <w:t>Delitos contra el libre desarrollo de la personalidad - Corrupción de menores e incapaces</w:t>
-      </w:r>
-    </w:p>
-    <w:p>
-      <w:pPr>
-        <w:numPr>
-          <w:ilvl w:val="0"/>
-          <w:numId w:val="1"/>
-        </w:numPr>
-      </w:pPr>
-      <w:r>
-        <w:t>Delitos bancarios y financieros</w:t>
-      </w:r>
-    </w:p>
-    <w:p>
-      <w:pPr>
-        <w:numPr>
-          <w:ilvl w:val="1"/>
-          <w:numId w:val="1"/>
-        </w:numPr>
-      </w:pPr>
-      <w:r>
-        <w:t>Delitos en materia de instituciones de crédito, inversión, fianzas y seguros</w:t>
-      </w:r>
-    </w:p>
-    <w:p>
-      <w:pPr>
-        <w:numPr>
-          <w:ilvl w:val="1"/>
-          <w:numId w:val="1"/>
-        </w:numPr>
-      </w:pPr>
-      <w:r>
-        <w:t>Delitos en materia de Instituciones de crédito, inversión, fianzas y seguros</w:t>
-      </w:r>
-    </w:p>
-    <w:p>
-      <w:pPr>
-        <w:numPr>
-          <w:ilvl w:val="1"/>
-          <w:numId w:val="1"/>
-        </w:numPr>
-      </w:pPr>
-      <w:r>
-        <w:t>Delitos Previstos en las Leyes en materia de delitos bancarios y financieros</w:t>
-      </w:r>
-    </w:p>
-    <w:p>
-      <w:pPr>
-        <w:numPr>
-          <w:ilvl w:val="1"/>
-          <w:numId w:val="1"/>
-        </w:numPr>
-      </w:pPr>
-      <w:r>
-        <w:t>Legislación de Instituciones de Crédito, Inversión, Fianzas y Seguros</w:t>
-      </w:r>
-    </w:p>
-    <w:p>
-      <w:pPr>
-        <w:pStyle w:val="Prrafodelista"/>
-        <w:numPr>
-          <w:ilvl w:val="0"/>
-          <w:numId w:val="1"/>
-        </w:numPr>
-      </w:pPr>
-      <w:r>
-        <w:t xml:space="preserve"> Delitos contra el libre desarrollo de la personalidad y la libertad personal</w:t>
-      </w:r>
-    </w:p>
-    <w:p>
-      <w:pPr>
-        <w:numPr>
-          <w:ilvl w:val="1"/>
-          <w:numId w:val="1"/>
-        </w:numPr>
-      </w:pPr>
-      <w:r>
-        <w:t>Contra el Libre Desarrollo de la Personalidad</w:t>
-      </w:r>
-    </w:p>
-    <w:p>
-      <w:pPr>
-        <w:numPr>
-          <w:ilvl w:val="1"/>
-          <w:numId w:val="1"/>
-        </w:numPr>
-      </w:pPr>
-      <w:r>
-        <w:t>Contra el libre desarrollo de la personalidad - No especificado</w:t>
-      </w:r>
-    </w:p>
-    <w:p>
-      <w:pPr>
-        <w:numPr>
-          <w:ilvl w:val="1"/>
-          <w:numId w:val="1"/>
-        </w:numPr>
-      </w:pPr>
-      <w:r>
-        <w:t>Delitos contra el libre desarrollo de la personalidad</w:t>
-      </w:r>
-    </w:p>
-    <w:p>
-      <w:pPr>
-        <w:numPr>
-          <w:ilvl w:val="1"/>
-          <w:numId w:val="1"/>
-        </w:numPr>
-      </w:pPr>
-      <w:r>
-        <w:t>Delitos Contra el libre desarrollo de la personalidad</w:t>
-      </w:r>
-    </w:p>
-    <w:p>
-      <w:pPr>
-        <w:numPr>
-          <w:ilvl w:val="1"/>
-          <w:numId w:val="1"/>
-        </w:numPr>
-      </w:pPr>
-      <w:r>
-        <w:t>Delitos contra el libre desarrollo de la personalidad - No especificado</w:t>
-      </w:r>
-    </w:p>
-    <w:p>
-      <w:pPr>
-        <w:numPr>
-          <w:ilvl w:val="1"/>
-          <w:numId w:val="1"/>
-        </w:numPr>
-      </w:pPr>
-      <w:r>
-        <w:t>Delitos contra el libre desarrollo de la personalidad - No identificado</w:t>
-      </w:r>
-    </w:p>
-    <w:p>
-      <w:pPr>
-        <w:numPr>
-          <w:ilvl w:val="1"/>
-          <w:numId w:val="1"/>
-        </w:numPr>
-      </w:pPr>
-      <w:r>
-        <w:t>Delitos contra el libre desarrollo de la personalidad - Otros delitos contra el libre desarrollo de la personalidad</w:t>
-      </w:r>
-    </w:p>
-    <w:p>
-      <w:pPr>
-        <w:numPr>
-          <w:ilvl w:val="1"/>
-          <w:numId w:val="1"/>
-        </w:numPr>
-      </w:pPr>
-      <w:r>
-        <w:t>La libertad personal</w:t>
-      </w:r>
-    </w:p>
-    <w:p>
-      <w:pPr>
-        <w:numPr>
-          <w:ilvl w:val="1"/>
-          <w:numId w:val="1"/>
-        </w:numPr>
-      </w:pPr>
-      <w:r>
-        <w:t>Otros delitos contra el libre desarrollo de la personalidad</w:t>
-      </w:r>
-    </w:p>
-    <w:p>
-      <w:pPr>
-        <w:numPr>
-          <w:ilvl w:val="1"/>
-          <w:numId w:val="1"/>
-        </w:numPr>
-      </w:pPr>
-      <w:r>
-        <w:t>Otros delitos contra la libertad personal</w:t>
-      </w:r>
-    </w:p>
-    <w:p>
-      <w:pPr>
-        <w:numPr>
-          <w:ilvl w:val="1"/>
-          <w:numId w:val="1"/>
-        </w:numPr>
-      </w:pPr>
-      <w:r>
-        <w:t>Otros delitos que atentan contra la libertad personal</w:t>
-      </w:r>
-    </w:p>
-    <w:p>
-      <w:pPr>
-        <w:numPr>
-          <w:ilvl w:val="1"/>
-          <w:numId w:val="1"/>
-        </w:numPr>
-      </w:pPr>
-      <w:r>
-        <w:t>Otros Delitos que atentan contra la libertad personal</w:t>
-      </w:r>
-    </w:p>
-    <w:p>
-      <w:pPr>
-        <w:numPr>
-          <w:ilvl w:val="1"/>
-          <w:numId w:val="1"/>
-        </w:numPr>
-      </w:pPr>
-      <w:r>
-        <w:t>Otros delitos que atentan contra la libertad personal con fines de lucro</w:t>
-      </w:r>
-    </w:p>
-    <w:p>
-      <w:pPr>
-        <w:numPr>
-          <w:ilvl w:val="1"/>
-          <w:numId w:val="1"/>
-        </w:numPr>
-      </w:pPr>
-      <w:r>
-        <w:t>Otros delitos que atentan contra la libertad personal sin fines de lucro</w:t>
-      </w:r>
-    </w:p>
-    <w:p>
-      <w:pPr>
-        <w:numPr>
-          <w:ilvl w:val="0"/>
-          <w:numId w:val="1"/>
-        </w:numPr>
-      </w:pPr>
-      <w:r>
         <w:t>Delitos contra el patrimonio y daño a la propiedad</w:t>
       </w:r>
     </w:p>
@@ -3260,7 +3261,6 @@
         </w:numPr>
       </w:pPr>
       <w:r>
-        <w:lastRenderedPageBreak/>
         <w:t>Otros delitos que atentan contra el patrimonio</w:t>
       </w:r>
     </w:p>
@@ -3491,6 +3491,7 @@
         </w:numPr>
       </w:pPr>
       <w:r>
+        <w:lastRenderedPageBreak/>
         <w:t xml:space="preserve">Delitos contra la seguridad de los datos </w:t>
       </w:r>
       <w:r>
@@ -3811,7 +3812,6 @@
         </w:numPr>
       </w:pPr>
       <w:r>
-        <w:lastRenderedPageBreak/>
         <w:t>Otros delitos que atentan contra la seguridad pública</w:t>
       </w:r>
     </w:p>
@@ -4002,6 +4002,7 @@
         </w:numPr>
       </w:pPr>
       <w:r>
+        <w:lastRenderedPageBreak/>
         <w:t>Electorales</w:t>
       </w:r>
     </w:p>
@@ -4346,150 +4347,150 @@
         </w:numPr>
       </w:pPr>
       <w:r>
+        <w:t>Delitos Contra el Derecho Internacional</w:t>
+      </w:r>
+    </w:p>
+    <w:p>
+      <w:pPr>
+        <w:numPr>
+          <w:ilvl w:val="1"/>
+          <w:numId w:val="1"/>
+        </w:numPr>
+      </w:pPr>
+      <w:r>
+        <w:t>Delitos Contra el Estado Civil y Bigamia</w:t>
+      </w:r>
+    </w:p>
+    <w:p>
+      <w:pPr>
+        <w:numPr>
+          <w:ilvl w:val="1"/>
+          <w:numId w:val="1"/>
+        </w:numPr>
+      </w:pPr>
+      <w:r>
+        <w:t>Delitos Contra el Honor</w:t>
+      </w:r>
+    </w:p>
+    <w:p>
+      <w:pPr>
+        <w:numPr>
+          <w:ilvl w:val="1"/>
+          <w:numId w:val="1"/>
+        </w:numPr>
+      </w:pPr>
+      <w:r>
+        <w:t>Delitos Contra la Economía Pública</w:t>
+      </w:r>
+    </w:p>
+    <w:p>
+      <w:pPr>
+        <w:numPr>
+          <w:ilvl w:val="1"/>
+          <w:numId w:val="1"/>
+        </w:numPr>
+      </w:pPr>
+      <w:r>
+        <w:t>Delitos Contra la Humanidad</w:t>
+      </w:r>
+    </w:p>
+    <w:p>
+      <w:pPr>
+        <w:numPr>
+          <w:ilvl w:val="1"/>
+          <w:numId w:val="1"/>
+        </w:numPr>
+      </w:pPr>
+      <w:r>
+        <w:t>Delitos en Materia de Inhumaciones y Exhumaciones</w:t>
+      </w:r>
+    </w:p>
+    <w:p>
+      <w:pPr>
+        <w:numPr>
+          <w:ilvl w:val="1"/>
+          <w:numId w:val="1"/>
+        </w:numPr>
+      </w:pPr>
+      <w:r>
+        <w:t>Delitos Previstos en la Ley de Concursos Mercantiles</w:t>
+      </w:r>
+    </w:p>
+    <w:p>
+      <w:pPr>
+        <w:numPr>
+          <w:ilvl w:val="1"/>
+          <w:numId w:val="1"/>
+        </w:numPr>
+      </w:pPr>
+      <w:r>
+        <w:t>Delitos Previstos en la Ley Federal sobre Monumentos y Zonas Arqueológicos, Artísticos e Históricos</w:t>
+      </w:r>
+    </w:p>
+    <w:p>
+      <w:pPr>
+        <w:numPr>
+          <w:ilvl w:val="1"/>
+          <w:numId w:val="1"/>
+        </w:numPr>
+      </w:pPr>
+      <w:r>
+        <w:t>Delitos previstos en la Ley General de Población</w:t>
+      </w:r>
+    </w:p>
+    <w:p>
+      <w:pPr>
+        <w:numPr>
+          <w:ilvl w:val="1"/>
+          <w:numId w:val="1"/>
+        </w:numPr>
+      </w:pPr>
+      <w:r>
+        <w:t>Delitos Previstos en la Ley General de Población</w:t>
+      </w:r>
+    </w:p>
+    <w:p>
+      <w:pPr>
+        <w:numPr>
+          <w:ilvl w:val="1"/>
+          <w:numId w:val="1"/>
+        </w:numPr>
+      </w:pPr>
+      <w:r>
+        <w:t>Delitos Previstos en la Ley sobre Delitos de Imprenta</w:t>
+      </w:r>
+    </w:p>
+    <w:p>
+      <w:pPr>
+        <w:numPr>
+          <w:ilvl w:val="1"/>
+          <w:numId w:val="1"/>
+        </w:numPr>
+      </w:pPr>
+      <w:r>
+        <w:t>En materia de amparo</w:t>
+      </w:r>
+    </w:p>
+    <w:p>
+      <w:pPr>
+        <w:numPr>
+          <w:ilvl w:val="1"/>
+          <w:numId w:val="1"/>
+        </w:numPr>
+      </w:pPr>
+      <w:r>
+        <w:t>En Materia de Inhumaciones y Exhumaciones</w:t>
+      </w:r>
+    </w:p>
+    <w:p>
+      <w:pPr>
+        <w:numPr>
+          <w:ilvl w:val="1"/>
+          <w:numId w:val="1"/>
+        </w:numPr>
+      </w:pPr>
+      <w:r>
         <w:lastRenderedPageBreak/>
-        <w:t>Delitos Contra el Derecho Internacional</w:t>
-      </w:r>
-    </w:p>
-    <w:p>
-      <w:pPr>
-        <w:numPr>
-          <w:ilvl w:val="1"/>
-          <w:numId w:val="1"/>
-        </w:numPr>
-      </w:pPr>
-      <w:r>
-        <w:t>Delitos Contra el Estado Civil y Bigamia</w:t>
-      </w:r>
-    </w:p>
-    <w:p>
-      <w:pPr>
-        <w:numPr>
-          <w:ilvl w:val="1"/>
-          <w:numId w:val="1"/>
-        </w:numPr>
-      </w:pPr>
-      <w:r>
-        <w:t>Delitos Contra el Honor</w:t>
-      </w:r>
-    </w:p>
-    <w:p>
-      <w:pPr>
-        <w:numPr>
-          <w:ilvl w:val="1"/>
-          <w:numId w:val="1"/>
-        </w:numPr>
-      </w:pPr>
-      <w:r>
-        <w:t>Delitos Contra la Economía Pública</w:t>
-      </w:r>
-    </w:p>
-    <w:p>
-      <w:pPr>
-        <w:numPr>
-          <w:ilvl w:val="1"/>
-          <w:numId w:val="1"/>
-        </w:numPr>
-      </w:pPr>
-      <w:r>
-        <w:t>Delitos Contra la Humanidad</w:t>
-      </w:r>
-    </w:p>
-    <w:p>
-      <w:pPr>
-        <w:numPr>
-          <w:ilvl w:val="1"/>
-          <w:numId w:val="1"/>
-        </w:numPr>
-      </w:pPr>
-      <w:r>
-        <w:t>Delitos en Materia de Inhumaciones y Exhumaciones</w:t>
-      </w:r>
-    </w:p>
-    <w:p>
-      <w:pPr>
-        <w:numPr>
-          <w:ilvl w:val="1"/>
-          <w:numId w:val="1"/>
-        </w:numPr>
-      </w:pPr>
-      <w:r>
-        <w:t>Delitos Previstos en la Ley de Concursos Mercantiles</w:t>
-      </w:r>
-    </w:p>
-    <w:p>
-      <w:pPr>
-        <w:numPr>
-          <w:ilvl w:val="1"/>
-          <w:numId w:val="1"/>
-        </w:numPr>
-      </w:pPr>
-      <w:r>
-        <w:t>Delitos Previstos en la Ley Federal sobre Monumentos y Zonas Arqueológicos, Artísticos e Históricos</w:t>
-      </w:r>
-    </w:p>
-    <w:p>
-      <w:pPr>
-        <w:numPr>
-          <w:ilvl w:val="1"/>
-          <w:numId w:val="1"/>
-        </w:numPr>
-      </w:pPr>
-      <w:r>
-        <w:t>Delitos previstos en la Ley General de Población</w:t>
-      </w:r>
-    </w:p>
-    <w:p>
-      <w:pPr>
-        <w:numPr>
-          <w:ilvl w:val="1"/>
-          <w:numId w:val="1"/>
-        </w:numPr>
-      </w:pPr>
-      <w:r>
-        <w:t>Delitos Previstos en la Ley General de Población</w:t>
-      </w:r>
-    </w:p>
-    <w:p>
-      <w:pPr>
-        <w:numPr>
-          <w:ilvl w:val="1"/>
-          <w:numId w:val="1"/>
-        </w:numPr>
-      </w:pPr>
-      <w:r>
-        <w:t>Delitos Previstos en la Ley sobre Delitos de Imprenta</w:t>
-      </w:r>
-    </w:p>
-    <w:p>
-      <w:pPr>
-        <w:numPr>
-          <w:ilvl w:val="1"/>
-          <w:numId w:val="1"/>
-        </w:numPr>
-      </w:pPr>
-      <w:r>
-        <w:t>En materia de amparo</w:t>
-      </w:r>
-    </w:p>
-    <w:p>
-      <w:pPr>
-        <w:numPr>
-          <w:ilvl w:val="1"/>
-          <w:numId w:val="1"/>
-        </w:numPr>
-      </w:pPr>
-      <w:r>
-        <w:t>En Materia de Inhumaciones y Exhumaciones</w:t>
-      </w:r>
-    </w:p>
-    <w:p>
-      <w:pPr>
-        <w:numPr>
-          <w:ilvl w:val="1"/>
-          <w:numId w:val="1"/>
-        </w:numPr>
-      </w:pPr>
-      <w:r>
         <w:t>La administración del Estado</w:t>
       </w:r>
     </w:p>
@@ -4859,7 +4860,6 @@
         </w:numPr>
       </w:pPr>
       <w:r>
-        <w:lastRenderedPageBreak/>
         <w:t xml:space="preserve">Otros delitos contra el medio ambiente, el equilibrio ecológico y la gestión ambiental </w:t>
       </w:r>
       <w:r>
@@ -4969,6 +4969,7 @@
         </w:numPr>
       </w:pPr>
       <w:r>
+        <w:lastRenderedPageBreak/>
         <w:t>Delitos Contra el Ambiente y la Gestión Ambiental</w:t>
       </w:r>
     </w:p>
@@ -5236,7 +5237,6 @@
         </w:numPr>
       </w:pPr>
       <w:r>
-        <w:lastRenderedPageBreak/>
         <w:t>Delitos en materia de migración - Otros delitos en materia de migración</w:t>
       </w:r>
     </w:p>
@@ -5365,6 +5365,7 @@
         </w:numPr>
       </w:pPr>
       <w:r>
+        <w:lastRenderedPageBreak/>
         <w:t>Delitos por hechos de corrupción - Ejercicio indebido del servicio público</w:t>
       </w:r>
     </w:p>
@@ -5779,95 +5780,95 @@
         </w:numPr>
       </w:pPr>
       <w:r>
+        <w:t>Robo a negocio</w:t>
+      </w:r>
+    </w:p>
+    <w:p>
+      <w:pPr>
+        <w:numPr>
+          <w:ilvl w:val="1"/>
+          <w:numId w:val="1"/>
+        </w:numPr>
+      </w:pPr>
+      <w:r>
+        <w:t>Robo a persona en un lugar privado</w:t>
+      </w:r>
+    </w:p>
+    <w:p>
+      <w:pPr>
+        <w:numPr>
+          <w:ilvl w:val="1"/>
+          <w:numId w:val="1"/>
+        </w:numPr>
+      </w:pPr>
+      <w:r>
+        <w:t>Robo a transeúnte</w:t>
+      </w:r>
+    </w:p>
+    <w:p>
+      <w:pPr>
+        <w:numPr>
+          <w:ilvl w:val="1"/>
+          <w:numId w:val="1"/>
+        </w:numPr>
+      </w:pPr>
+      <w:r>
+        <w:t>Robo a transeúnte en espacio abierto al público</w:t>
+      </w:r>
+    </w:p>
+    <w:p>
+      <w:pPr>
+        <w:numPr>
+          <w:ilvl w:val="1"/>
+          <w:numId w:val="1"/>
+        </w:numPr>
+      </w:pPr>
+      <w:r>
+        <w:t>Robo a transeúnte en un lugar privado</w:t>
+      </w:r>
+    </w:p>
+    <w:p>
+      <w:pPr>
+        <w:numPr>
+          <w:ilvl w:val="1"/>
+          <w:numId w:val="1"/>
+        </w:numPr>
+      </w:pPr>
+      <w:r>
+        <w:t>Robo a transeúnte en vía pública</w:t>
+      </w:r>
+    </w:p>
+    <w:p>
+      <w:pPr>
+        <w:numPr>
+          <w:ilvl w:val="1"/>
+          <w:numId w:val="1"/>
+        </w:numPr>
+      </w:pPr>
+      <w:r>
+        <w:t>Robo a transportista</w:t>
+      </w:r>
+    </w:p>
+    <w:p>
+      <w:pPr>
+        <w:numPr>
+          <w:ilvl w:val="1"/>
+          <w:numId w:val="1"/>
+        </w:numPr>
+      </w:pPr>
+      <w:r>
+        <w:t>Robo de autopartes</w:t>
+      </w:r>
+    </w:p>
+    <w:p>
+      <w:pPr>
+        <w:numPr>
+          <w:ilvl w:val="1"/>
+          <w:numId w:val="1"/>
+        </w:numPr>
+      </w:pPr>
+      <w:r>
         <w:lastRenderedPageBreak/>
-        <w:t>Robo a negocio</w:t>
-      </w:r>
-    </w:p>
-    <w:p>
-      <w:pPr>
-        <w:numPr>
-          <w:ilvl w:val="1"/>
-          <w:numId w:val="1"/>
-        </w:numPr>
-      </w:pPr>
-      <w:r>
-        <w:t>Robo a persona en un lugar privado</w:t>
-      </w:r>
-    </w:p>
-    <w:p>
-      <w:pPr>
-        <w:numPr>
-          <w:ilvl w:val="1"/>
-          <w:numId w:val="1"/>
-        </w:numPr>
-      </w:pPr>
-      <w:r>
-        <w:t>Robo a transeúnte</w:t>
-      </w:r>
-    </w:p>
-    <w:p>
-      <w:pPr>
-        <w:numPr>
-          <w:ilvl w:val="1"/>
-          <w:numId w:val="1"/>
-        </w:numPr>
-      </w:pPr>
-      <w:r>
-        <w:t>Robo a transeúnte en espacio abierto al público</w:t>
-      </w:r>
-    </w:p>
-    <w:p>
-      <w:pPr>
-        <w:numPr>
-          <w:ilvl w:val="1"/>
-          <w:numId w:val="1"/>
-        </w:numPr>
-      </w:pPr>
-      <w:r>
-        <w:t>Robo a transeúnte en un lugar privado</w:t>
-      </w:r>
-    </w:p>
-    <w:p>
-      <w:pPr>
-        <w:numPr>
-          <w:ilvl w:val="1"/>
-          <w:numId w:val="1"/>
-        </w:numPr>
-      </w:pPr>
-      <w:r>
-        <w:t>Robo a transeúnte en vía pública</w:t>
-      </w:r>
-    </w:p>
-    <w:p>
-      <w:pPr>
-        <w:numPr>
-          <w:ilvl w:val="1"/>
-          <w:numId w:val="1"/>
-        </w:numPr>
-      </w:pPr>
-      <w:r>
-        <w:t>Robo a transportista</w:t>
-      </w:r>
-    </w:p>
-    <w:p>
-      <w:pPr>
-        <w:numPr>
-          <w:ilvl w:val="1"/>
-          <w:numId w:val="1"/>
-        </w:numPr>
-      </w:pPr>
-      <w:r>
-        <w:t>Robo de autopartes</w:t>
-      </w:r>
-    </w:p>
-    <w:p>
-      <w:pPr>
-        <w:numPr>
-          <w:ilvl w:val="1"/>
-          <w:numId w:val="1"/>
-        </w:numPr>
-      </w:pPr>
-      <w:r>
         <w:t>Robo de energía eléctrica</w:t>
       </w:r>
     </w:p>
@@ -6198,17 +6199,18 @@
       </w:r>
     </w:p>
     <w:sectPr>
-      <w:pgSz w:w="11909" w:h="16834"/>
+      <w:pgSz w:w="12240" w:h="15840" w:code="1"/>
       <w:pgMar w:top="1440" w:right="1440" w:bottom="1440" w:left="1440" w:header="720" w:footer="720" w:gutter="0"/>
       <w:pgNumType w:start="1"/>
       <w:cols w:space="720"/>
+      <w:docGrid w:linePitch="299"/>
     </w:sectPr>
   </w:body>
 </w:document>
 </file>
 
 <file path=word/numbering.xml><?xml version="1.0" encoding="utf-8"?>
-<w:numbering xmlns:wpc="http://schemas.microsoft.com/office/word/2010/wordprocessingCanvas" xmlns:cx="http://schemas.microsoft.com/office/drawing/2014/chartex" xmlns:cx1="http://schemas.microsoft.com/office/drawing/2015/9/8/chartex" xmlns:cx2="http://schemas.microsoft.com/office/drawing/2015/10/21/chartex" xmlns:cx3="http://schemas.microsoft.com/office/drawing/2016/5/9/chartex" xmlns:cx4="http://schemas.microsoft.com/office/drawing/2016/5/10/chartex" xmlns:cx5="http://schemas.microsoft.com/office/drawing/2016/5/11/chartex" xmlns:cx6="http://schemas.microsoft.com/office/drawing/2016/5/12/chartex" xmlns:cx7="http://schemas.microsoft.com/office/drawing/2016/5/13/chartex" xmlns:cx8="http://schemas.microsoft.com/office/drawing/2016/5/14/chartex" xmlns:mc="http://schemas.openxmlformats.org/markup-compatibility/2006" xmlns:aink="http://schemas.microsoft.com/office/drawing/2016/ink" xmlns:am3d="http://schemas.microsoft.com/office/drawing/2017/model3d" xmlns:o="urn:schemas-microsoft-com:office:office" xmlns:oel="http://schemas.microsoft.com/office/2019/extlst" xmlns:r="http://schemas.openxmlformats.org/officeDocument/2006/relationships" xmlns:m="http://schemas.openxmlformats.org/officeDocument/2006/math" xmlns:v="urn:schemas-microsoft-com:vml" xmlns:wp14="http://schemas.microsoft.com/office/word/2010/wordprocessingDrawing" xmlns:wp="http://schemas.openxmlformats.org/drawingml/2006/wordprocessingDrawing" xmlns:w10="urn:schemas-microsoft-com:office:word" xmlns:w="http://schemas.openxmlformats.org/wordprocessingml/2006/main" xmlns:w14="http://schemas.microsoft.com/office/word/2010/wordml" xmlns:w15="http://schemas.microsoft.com/office/word/2012/wordml" xmlns:w16cex="http://schemas.microsoft.com/office/word/2018/wordml/cex" xmlns:w16cid="http://schemas.microsoft.com/office/word/2016/wordml/cid" xmlns:w16="http://schemas.microsoft.com/office/word/2018/wordml" xmlns:w16du="http://schemas.microsoft.com/office/word/2023/wordml/word16du" xmlns:w16sdtdh="http://schemas.microsoft.com/office/word/2020/wordml/sdtdatahash" xmlns:w16sdtfl="http://schemas.microsoft.com/office/word/2024/wordml/sdtformatlock" xmlns:w16se="http://schemas.microsoft.com/office/word/2015/wordml/symex" xmlns:wpg="http://schemas.microsoft.com/office/word/2010/wordprocessingGroup" xmlns:wpi="http://schemas.microsoft.com/office/word/2010/wordprocessingInk" xmlns:wne="http://schemas.microsoft.com/office/word/2006/wordml" xmlns:wps="http://schemas.microsoft.com/office/word/2010/wordprocessingShape" mc:Ignorable="w14 w15 w16se w16cid w16 w16cex w16sdtdh w16sdtfl w16du wp14">
+<w:numbering xmlns:wpc="http://schemas.microsoft.com/office/word/2010/wordprocessingCanvas" xmlns:cx="http://schemas.microsoft.com/office/drawing/2014/chartex" xmlns:cx1="http://schemas.microsoft.com/office/drawing/2015/9/8/chartex" xmlns:cx2="http://schemas.microsoft.com/office/drawing/2015/10/21/chartex" xmlns:cx3="http://schemas.microsoft.com/office/drawing/2016/5/9/chartex" xmlns:cx4="http://schemas.microsoft.com/office/drawing/2016/5/10/chartex" xmlns:cx5="http://schemas.microsoft.com/office/drawing/2016/5/11/chartex" xmlns:cx6="http://schemas.microsoft.com/office/drawing/2016/5/12/chartex" xmlns:cx7="http://schemas.microsoft.com/office/drawing/2016/5/13/chartex" xmlns:cx8="http://schemas.microsoft.com/office/drawing/2016/5/14/chartex" xmlns:mc="http://schemas.openxmlformats.org/markup-compatibility/2006" xmlns:aink="http://schemas.microsoft.com/office/drawing/2016/ink" xmlns:am3d="http://schemas.microsoft.com/office/drawing/2017/model3d" xmlns:o="urn:schemas-microsoft-com:office:office" xmlns:r="http://schemas.openxmlformats.org/officeDocument/2006/relationships" xmlns:m="http://schemas.openxmlformats.org/officeDocument/2006/math" xmlns:v="urn:schemas-microsoft-com:vml" xmlns:wp14="http://schemas.microsoft.com/office/word/2010/wordprocessingDrawing" xmlns:wp="http://schemas.openxmlformats.org/drawingml/2006/wordprocessingDrawing" xmlns:w10="urn:schemas-microsoft-com:office:word" xmlns:w="http://schemas.openxmlformats.org/wordprocessingml/2006/main" xmlns:w14="http://schemas.microsoft.com/office/word/2010/wordml" xmlns:w15="http://schemas.microsoft.com/office/word/2012/wordml" xmlns:w16cex="http://schemas.microsoft.com/office/word/2018/wordml/cex" xmlns:w16cid="http://schemas.microsoft.com/office/word/2016/wordml/cid" xmlns:w16="http://schemas.microsoft.com/office/word/2018/wordml" xmlns:w16sdtdh="http://schemas.microsoft.com/office/word/2020/wordml/sdtdatahash" xmlns:w16se="http://schemas.microsoft.com/office/word/2015/wordml/symex" xmlns:wpg="http://schemas.microsoft.com/office/word/2010/wordprocessingGroup" xmlns:wpi="http://schemas.microsoft.com/office/word/2010/wordprocessingInk" xmlns:wne="http://schemas.microsoft.com/office/word/2006/wordml" xmlns:wps="http://schemas.microsoft.com/office/word/2010/wordprocessingShape" mc:Ignorable="w14 w15 w16se w16cid w16 w16cex w16sdtdh wp14">
   <w:abstractNum w:abstractNumId="0" w15:restartNumberingAfterBreak="0">
     <w:nsid w:val="414378E0"/>
     <w:multiLevelType w:val="multilevel"/>
@@ -6435,17 +6437,17 @@
       </w:rPr>
     </w:lvl>
   </w:abstractNum>
-  <w:num w:numId="1" w16cid:durableId="2436125">
+  <w:num w:numId="1">
     <w:abstractNumId w:val="1"/>
   </w:num>
-  <w:num w:numId="2" w16cid:durableId="379015600">
+  <w:num w:numId="2">
     <w:abstractNumId w:val="0"/>
   </w:num>
 </w:numbering>
 </file>
 
 <file path=word/styles.xml><?xml version="1.0" encoding="utf-8"?>
-<w:styles xmlns:mc="http://schemas.openxmlformats.org/markup-compatibility/2006" xmlns:r="http://schemas.openxmlformats.org/officeDocument/2006/relationships" xmlns:w="http://schemas.openxmlformats.org/wordprocessingml/2006/main" xmlns:w14="http://schemas.microsoft.com/office/word/2010/wordml" xmlns:w15="http://schemas.microsoft.com/office/word/2012/wordml" xmlns:w16cex="http://schemas.microsoft.com/office/word/2018/wordml/cex" xmlns:w16cid="http://schemas.microsoft.com/office/word/2016/wordml/cid" xmlns:w16="http://schemas.microsoft.com/office/word/2018/wordml" xmlns:w16du="http://schemas.microsoft.com/office/word/2023/wordml/word16du" xmlns:w16sdtdh="http://schemas.microsoft.com/office/word/2020/wordml/sdtdatahash" xmlns:w16sdtfl="http://schemas.microsoft.com/office/word/2024/wordml/sdtformatlock" xmlns:w16se="http://schemas.microsoft.com/office/word/2015/wordml/symex" mc:Ignorable="w14 w15 w16se w16cid w16 w16cex w16sdtdh w16sdtfl w16du">
+<w:styles xmlns:mc="http://schemas.openxmlformats.org/markup-compatibility/2006" xmlns:r="http://schemas.openxmlformats.org/officeDocument/2006/relationships" xmlns:w="http://schemas.openxmlformats.org/wordprocessingml/2006/main" xmlns:w14="http://schemas.microsoft.com/office/word/2010/wordml" xmlns:w15="http://schemas.microsoft.com/office/word/2012/wordml" xmlns:w16cex="http://schemas.microsoft.com/office/word/2018/wordml/cex" xmlns:w16cid="http://schemas.microsoft.com/office/word/2016/wordml/cid" xmlns:w16="http://schemas.microsoft.com/office/word/2018/wordml" xmlns:w16sdtdh="http://schemas.microsoft.com/office/word/2020/wordml/sdtdatahash" xmlns:w16se="http://schemas.microsoft.com/office/word/2015/wordml/symex" mc:Ignorable="w14 w15 w16se w16cid w16 w16cex w16sdtdh">
   <w:docDefaults>
     <w:rPrDefault>
       <w:rPr>

--- a/data/Clasificación de delitos - test.docx
+++ b/data/Clasificación de delitos - test.docx
@@ -90,10 +90,7 @@
         <w:sym w:font="Wingdings" w:char="F0E0"/>
       </w:r>
       <w:r>
-        <w:t xml:space="preserve"> </w:t>
-      </w:r>
-      <w:r>
-        <w:t>Delitos de personas en Centros penitenciarios</w:t>
+        <w:t xml:space="preserve"> Delitos de personas en Centros penitenciarios</w:t>
       </w:r>
     </w:p>
     <w:p>
@@ -110,10 +107,7 @@
         <w:sym w:font="Wingdings" w:char="F0E0"/>
       </w:r>
       <w:r>
-        <w:t xml:space="preserve"> </w:t>
-      </w:r>
-      <w:r>
-        <w:t>Delitos</w:t>
+        <w:t xml:space="preserve"> Delitos</w:t>
       </w:r>
     </w:p>
     <w:p>
@@ -375,14 +369,8 @@
           <w:ilvl w:val="0"/>
           <w:numId w:val="1"/>
         </w:numPr>
-        <w:rPr>
-          <w:highlight w:val="green"/>
-        </w:rPr>
-      </w:pPr>
-      <w:r>
-        <w:rPr>
-          <w:highlight w:val="green"/>
-        </w:rPr>
+      </w:pPr>
+      <w:r>
         <w:t>Delitos de delincuencia organizada y tipificados en Convención de Palermo</w:t>
       </w:r>
     </w:p>
@@ -414,14 +402,12 @@
         <w:rPr>
           <w:b/>
           <w:bCs/>
-          <w:highlight w:val="green"/>
         </w:rPr>
       </w:pPr>
       <w:r>
         <w:rPr>
           <w:b/>
           <w:bCs/>
-          <w:highlight w:val="green"/>
         </w:rPr>
         <w:t>Terrorismo</w:t>
       </w:r>
@@ -457,14 +443,12 @@
         <w:rPr>
           <w:b/>
           <w:bCs/>
-          <w:highlight w:val="green"/>
         </w:rPr>
       </w:pPr>
       <w:r>
         <w:rPr>
           <w:b/>
           <w:bCs/>
-          <w:highlight w:val="green"/>
         </w:rPr>
         <w:t>Comercialización de flora o fauna silvestres en peligro de extinción, amenazadas o sujetas a protección</w:t>
       </w:r>
@@ -478,14 +462,12 @@
         <w:rPr>
           <w:b/>
           <w:bCs/>
-          <w:highlight w:val="green"/>
         </w:rPr>
       </w:pPr>
       <w:r>
         <w:rPr>
           <w:b/>
           <w:bCs/>
-          <w:highlight w:val="green"/>
         </w:rPr>
         <w:t>Delitos contra el medio ambiente, el equilibrio ecológico y la gestión ambiental - Comercialización de flora o fauna silvestres en peligro de extinción, amenazadas o sujetas a protección</w:t>
       </w:r>
@@ -499,13 +481,7 @@
       </w:pPr>
       <w:r>
         <w:lastRenderedPageBreak/>
-        <w:t xml:space="preserve">Delitos contra el medio ambiente, el equilibrio ecológico y la gestión ambiental - Tráfico de flora o fauna silvestres en </w:t>
-      </w:r>
-      <w:r>
-        <w:t>peligro</w:t>
-      </w:r>
-      <w:r>
-        <w:t xml:space="preserve"> de extinción, amenazadas o sujetas a protección</w:t>
+        <w:t>Delitos contra el medio ambiente, el equilibrio ecológico y la gestión ambiental - Tráfico de flora o fauna silvestres en peligro de extinción, amenazadas o sujetas a protección</w:t>
       </w:r>
     </w:p>
     <w:p>
@@ -770,155 +746,152 @@
         <w:rPr>
           <w:b/>
           <w:bCs/>
-          <w:highlight w:val="green"/>
         </w:rPr>
       </w:pPr>
       <w:r>
-        <w:rPr>
-          <w:b/>
-          <w:bCs/>
-          <w:highlight w:val="green"/>
-        </w:rPr>
-        <w:t>Extorsión</w:t>
-      </w:r>
-    </w:p>
-    <w:p>
-      <w:pPr>
-        <w:numPr>
-          <w:ilvl w:val="3"/>
-          <w:numId w:val="1"/>
-        </w:numPr>
-      </w:pPr>
-      <w:r>
-        <w:t>Extorsión - Extorsión cometida por vía telefónica o cualquier otro medio electrónico o de comunicación</w:t>
-      </w:r>
-    </w:p>
-    <w:p>
-      <w:pPr>
-        <w:numPr>
-          <w:ilvl w:val="3"/>
-          <w:numId w:val="1"/>
-        </w:numPr>
-      </w:pPr>
-      <w:r>
-        <w:t>Extorsión - No especificado</w:t>
-      </w:r>
-    </w:p>
-    <w:p>
-      <w:pPr>
-        <w:numPr>
-          <w:ilvl w:val="3"/>
-          <w:numId w:val="1"/>
-        </w:numPr>
-      </w:pPr>
-      <w:r>
-        <w:t>Extorsión - No identificado</w:t>
-      </w:r>
-    </w:p>
-    <w:p>
-      <w:pPr>
-        <w:numPr>
-          <w:ilvl w:val="3"/>
-          <w:numId w:val="1"/>
-        </w:numPr>
-      </w:pPr>
-      <w:r>
-        <w:t>Extorsión - Otro tipo de extorsión</w:t>
-      </w:r>
-    </w:p>
-    <w:p>
-      <w:pPr>
-        <w:numPr>
-          <w:ilvl w:val="3"/>
-          <w:numId w:val="1"/>
-        </w:numPr>
-      </w:pPr>
-      <w:r>
-        <w:t>Extorsión cometida por vía telefónica o cualquier otro medio electrónico o de comunicación</w:t>
-      </w:r>
-    </w:p>
-    <w:p>
-      <w:pPr>
-        <w:numPr>
-          <w:ilvl w:val="3"/>
-          <w:numId w:val="1"/>
-        </w:numPr>
-      </w:pPr>
-      <w:r>
-        <w:t>Otro tipo de extorsión</w:t>
-      </w:r>
-    </w:p>
-    <w:p>
-      <w:pPr>
-        <w:numPr>
-          <w:ilvl w:val="1"/>
-          <w:numId w:val="1"/>
-        </w:numPr>
-      </w:pPr>
-      <w:r>
-        <w:t>Falsificación de documentos</w:t>
-      </w:r>
-    </w:p>
-    <w:p>
-      <w:pPr>
-        <w:numPr>
-          <w:ilvl w:val="2"/>
-          <w:numId w:val="1"/>
-        </w:numPr>
-      </w:pPr>
-      <w:r>
-        <w:t>Falsificación y falsificación de documentos</w:t>
-      </w:r>
-    </w:p>
-    <w:p>
-      <w:pPr>
-        <w:numPr>
-          <w:ilvl w:val="3"/>
-          <w:numId w:val="1"/>
-        </w:numPr>
-      </w:pPr>
-      <w:r>
-        <w:t>Falsificación</w:t>
-      </w:r>
-    </w:p>
-    <w:p>
-      <w:pPr>
-        <w:numPr>
-          <w:ilvl w:val="3"/>
-          <w:numId w:val="1"/>
-        </w:numPr>
-      </w:pPr>
-      <w:r>
-        <w:t>Falsificación de documentos</w:t>
-      </w:r>
-    </w:p>
-    <w:p>
-      <w:pPr>
-        <w:numPr>
-          <w:ilvl w:val="1"/>
-          <w:numId w:val="1"/>
-        </w:numPr>
-      </w:pPr>
-      <w:r>
-        <w:t>Feminicidio y homicidio</w:t>
-      </w:r>
-    </w:p>
-    <w:p>
-      <w:pPr>
-        <w:numPr>
-          <w:ilvl w:val="2"/>
-          <w:numId w:val="1"/>
-        </w:numPr>
         <w:rPr>
           <w:b/>
           <w:bCs/>
         </w:rPr>
-      </w:pPr>
-      <w:r>
+        <w:t>Extorsión</w:t>
+      </w:r>
+    </w:p>
+    <w:p>
+      <w:pPr>
+        <w:numPr>
+          <w:ilvl w:val="3"/>
+          <w:numId w:val="1"/>
+        </w:numPr>
+      </w:pPr>
+      <w:r>
+        <w:t>Extorsión - Extorsión cometida por vía telefónica o cualquier otro medio electrónico o de comunicación</w:t>
+      </w:r>
+    </w:p>
+    <w:p>
+      <w:pPr>
+        <w:numPr>
+          <w:ilvl w:val="3"/>
+          <w:numId w:val="1"/>
+        </w:numPr>
+      </w:pPr>
+      <w:r>
+        <w:t>Extorsión - No especificado</w:t>
+      </w:r>
+    </w:p>
+    <w:p>
+      <w:pPr>
+        <w:numPr>
+          <w:ilvl w:val="3"/>
+          <w:numId w:val="1"/>
+        </w:numPr>
+      </w:pPr>
+      <w:r>
+        <w:t>Extorsión - No identificado</w:t>
+      </w:r>
+    </w:p>
+    <w:p>
+      <w:pPr>
+        <w:numPr>
+          <w:ilvl w:val="3"/>
+          <w:numId w:val="1"/>
+        </w:numPr>
+      </w:pPr>
+      <w:r>
+        <w:t>Extorsión - Otro tipo de extorsión</w:t>
+      </w:r>
+    </w:p>
+    <w:p>
+      <w:pPr>
+        <w:numPr>
+          <w:ilvl w:val="3"/>
+          <w:numId w:val="1"/>
+        </w:numPr>
+      </w:pPr>
+      <w:r>
+        <w:t>Extorsión cometida por vía telefónica o cualquier otro medio electrónico o de comunicación</w:t>
+      </w:r>
+    </w:p>
+    <w:p>
+      <w:pPr>
+        <w:numPr>
+          <w:ilvl w:val="3"/>
+          <w:numId w:val="1"/>
+        </w:numPr>
+      </w:pPr>
+      <w:r>
+        <w:t>Otro tipo de extorsión</w:t>
+      </w:r>
+    </w:p>
+    <w:p>
+      <w:pPr>
+        <w:numPr>
+          <w:ilvl w:val="1"/>
+          <w:numId w:val="1"/>
+        </w:numPr>
+      </w:pPr>
+      <w:r>
+        <w:t>Falsificación de documentos</w:t>
+      </w:r>
+    </w:p>
+    <w:p>
+      <w:pPr>
+        <w:numPr>
+          <w:ilvl w:val="2"/>
+          <w:numId w:val="1"/>
+        </w:numPr>
+      </w:pPr>
+      <w:r>
+        <w:t>Falsificación y falsificación de documentos</w:t>
+      </w:r>
+    </w:p>
+    <w:p>
+      <w:pPr>
+        <w:numPr>
+          <w:ilvl w:val="3"/>
+          <w:numId w:val="1"/>
+        </w:numPr>
+      </w:pPr>
+      <w:r>
+        <w:t>Falsificación</w:t>
+      </w:r>
+    </w:p>
+    <w:p>
+      <w:pPr>
+        <w:numPr>
+          <w:ilvl w:val="3"/>
+          <w:numId w:val="1"/>
+        </w:numPr>
+      </w:pPr>
+      <w:r>
+        <w:t>Falsificación de documentos</w:t>
+      </w:r>
+    </w:p>
+    <w:p>
+      <w:pPr>
+        <w:numPr>
+          <w:ilvl w:val="1"/>
+          <w:numId w:val="1"/>
+        </w:numPr>
+      </w:pPr>
+      <w:r>
+        <w:t>Feminicidio y homicidio</w:t>
+      </w:r>
+    </w:p>
+    <w:p>
+      <w:pPr>
+        <w:numPr>
+          <w:ilvl w:val="2"/>
+          <w:numId w:val="1"/>
+        </w:numPr>
         <w:rPr>
           <w:b/>
           <w:bCs/>
-          <w:highlight w:val="green"/>
+        </w:rPr>
+      </w:pPr>
+      <w:r>
+        <w:rPr>
+          <w:b/>
+          <w:bCs/>
         </w:rPr>
         <w:t>Feminicidio</w:t>
       </w:r>
@@ -2550,21 +2523,14 @@
           <w:ilvl w:val="0"/>
           <w:numId w:val="1"/>
         </w:numPr>
-        <w:rPr>
-          <w:highlight w:val="green"/>
-        </w:rPr>
-      </w:pPr>
-      <w:r>
-        <w:rPr>
-          <w:highlight w:val="green"/>
-        </w:rPr>
+      </w:pPr>
+      <w:r>
         <w:t xml:space="preserve">Otros delitos asociados a la delincuencia organizada </w:t>
       </w:r>
       <w:r>
         <w:rPr>
           <w:b/>
           <w:bCs/>
-          <w:highlight w:val="green"/>
         </w:rPr>
         <w:t>(excluyendo los contenidos en la Convención de Palermo y de delincuencia organizada)</w:t>
       </w:r>
